--- a/papers/PAPERS 2.0/Statistical Signifigance.docx
+++ b/papers/PAPERS 2.0/Statistical Signifigance.docx
@@ -13,7 +13,12 @@
     <w:p>
       <w:r>
         <w:br/>
-        <w:t>this entire theory hinges on the fact that as our brains form our thinking, so does out thinking form our brains. We focus on the latter in terms of what behaviors create macro brain architecture typical of genius minds. This is why Ambidexterity and Pantheism are combined. The purpose of this paper is to explain exactly why, and provide a realistic expectation from societal adoption of it.</w:t>
+      </w:r>
+      <w:r>
+        <w:t>T</w:t>
+      </w:r>
+      <w:r>
+        <w:t>his entire theory hinges on the fact that as our brains form our thinking, so does out thinking form our brains. We focus on the latter in terms of what behaviors create macro brain architecture typical of genius minds. This is why Ambidexterity and Pantheism are combined. The purpose of this paper is to explain exactly why, and provide a realistic expectation from societal adoption of it.</w:t>
       </w:r>
     </w:p>
     <w:p>
@@ -61,13 +66,10 @@
         <w:t xml:space="preserve"> appearance in people together </w:t>
       </w:r>
       <w:r>
-        <w:t>inde</w:t>
-      </w:r>
-      <w:r>
-        <w:t>p</w:t>
-      </w:r>
-      <w:r>
-        <w:t xml:space="preserve">ently of genius </w:t>
+        <w:t>independently</w:t>
+      </w:r>
+      <w:r>
+        <w:t xml:space="preserve"> of genius </w:t>
       </w:r>
       <w:r>
         <w:t>is theoretically 1/10</w:t>
@@ -119,7 +121,13 @@
         <w:t>% probability that anyone on the list would have both.</w:t>
       </w:r>
       <w:r>
-        <w:t xml:space="preserve"> That’s a ratio of 1:1200.</w:t>
+        <w:t xml:space="preserve"> </w:t>
+      </w:r>
+      <w:r>
+        <w:t>That is</w:t>
+      </w:r>
+      <w:r>
+        <w:t xml:space="preserve"> a ratio of 1:1200.</w:t>
       </w:r>
     </w:p>
     <w:p>
@@ -170,7 +178,159 @@
     </w:p>
     <w:p>
       <w:r>
-        <w:t>There are of course many other factors to weather or not someone lands on genius. They can be added together with this. This initial combo is only to address the nature of the method in terms of flipping neuropsychology on its head.</w:t>
+        <w:t xml:space="preserve">There are of course many other factors to </w:t>
+      </w:r>
+      <w:r>
+        <w:t>whether</w:t>
+      </w:r>
+      <w:r>
+        <w:t xml:space="preserve"> someone lands on genius. They can be added together with this. </w:t>
+      </w:r>
+      <w:r>
+        <w:t xml:space="preserve">More can and all should be included in the method. </w:t>
+      </w:r>
+      <w:r>
+        <w:t>This initial combo is only to address the nature of the method in terms of flipping neuropsychology on its head.</w:t>
+      </w:r>
+    </w:p>
+    <w:p>
+      <w:r>
+        <w:lastRenderedPageBreak/>
+        <w:t>CAVEATS</w:t>
+      </w:r>
+    </w:p>
+    <w:p>
+      <w:r>
+        <w:t xml:space="preserve">The bread-and-butter training for ambidexterity is handwriting </w:t>
+      </w:r>
+      <w:r>
+        <w:t xml:space="preserve">with both hands </w:t>
+      </w:r>
+      <w:r>
+        <w:t xml:space="preserve">because it employs a great number of networks across hemispheres </w:t>
+      </w:r>
+      <w:r>
+        <w:t>from abstraction to visual recognition</w:t>
+      </w:r>
+      <w:r>
+        <w:t xml:space="preserve">. However, </w:t>
+      </w:r>
+      <w:r>
+        <w:t xml:space="preserve">in the same way </w:t>
+      </w:r>
+      <w:r>
+        <w:t>cursive went out of style with the advent of the keyboard, most people do not have to physically write anything to get the job done</w:t>
+      </w:r>
+      <w:r>
+        <w:t xml:space="preserve"> because we have become so reliant on cell phones</w:t>
+      </w:r>
+      <w:r>
+        <w:t>.</w:t>
+      </w:r>
+      <w:r>
+        <w:t xml:space="preserve"> While a phone keyboard does not require the same level of dexterity a pencil does, it is very commonly done with hands in concert and so this may lead to more symmetrical handedness. This exchange could also lead to worse </w:t>
+      </w:r>
+      <w:r>
+        <w:t xml:space="preserve">fine and/or abstract </w:t>
+      </w:r>
+      <w:r>
+        <w:t>dexterity with both hands</w:t>
+      </w:r>
+      <w:r>
+        <w:t>.</w:t>
+      </w:r>
+      <w:r>
+        <w:t xml:space="preserve"> Key to note, a</w:t>
+      </w:r>
+      <w:r>
+        <w:t xml:space="preserve">mbidexterity is not in itself the point. The point is exercising the Corpus Callosum. </w:t>
+      </w:r>
+      <w:r>
+        <w:t>For example, s</w:t>
+      </w:r>
+      <w:r>
+        <w:t>ome “</w:t>
+      </w:r>
+      <w:r>
+        <w:t>authorities</w:t>
+      </w:r>
+      <w:r>
+        <w:t xml:space="preserve">” </w:t>
+      </w:r>
+      <w:r>
+        <w:t xml:space="preserve">later </w:t>
+      </w:r>
+      <w:r>
+        <w:t>claim</w:t>
+      </w:r>
+      <w:r>
+        <w:t>ed that</w:t>
+      </w:r>
+      <w:r>
+        <w:t xml:space="preserve"> Einstein was </w:t>
+      </w:r>
+      <w:r>
+        <w:t>right-handed</w:t>
+      </w:r>
+      <w:r>
+        <w:t>, however, his physical brain still shows the CC mass of someone intensely ambidextrous.</w:t>
+      </w:r>
+    </w:p>
+    <w:p>
+      <w:r>
+        <w:t xml:space="preserve">The </w:t>
+      </w:r>
+      <w:r>
+        <w:t xml:space="preserve">entry into pantheistic type thinking or anything related to the base class process is a little less clear. Take DaVinci for example, who was in that area before the term was invented. </w:t>
+      </w:r>
+      <w:r>
+        <w:t>It is</w:t>
+      </w:r>
+      <w:r>
+        <w:t xml:space="preserve"> a zone of </w:t>
+      </w:r>
+      <w:r>
+        <w:t>belief</w:t>
+      </w:r>
+      <w:r>
+        <w:t xml:space="preserve">. Heisenberg said, </w:t>
+      </w:r>
+      <w:r>
+        <w:t>“The first gulp from the glass of natural sciences will turn you into an atheist, but at the bottom of the glass God is waiting for you.”</w:t>
+      </w:r>
+      <w:r>
+        <w:t xml:space="preserve"> Those atheists are often remarkably close to Pantheism aside from the arrangement of definitions</w:t>
+      </w:r>
+      <w:r>
+        <w:t xml:space="preserve"> in the way a lawyer would approach</w:t>
+      </w:r>
+      <w:r>
+        <w:t xml:space="preserve">. </w:t>
+      </w:r>
+      <w:r>
+        <w:t xml:space="preserve">Some other of them are still as hopelessly entrenched in faith as they were before they became atheist, as atheism requires the same faith theism does. </w:t>
+      </w:r>
+      <w:r>
+        <w:t xml:space="preserve">Many Atheists will admit they believe in </w:t>
+      </w:r>
+      <w:r>
+        <w:t>a</w:t>
+      </w:r>
+      <w:r>
+        <w:t xml:space="preserve"> higher power of some kind. Some people turn to nature worship.</w:t>
+      </w:r>
+      <w:r>
+        <w:t xml:space="preserve"> What is more important than </w:t>
+      </w:r>
+      <w:r>
+        <w:rPr>
+          <w:i/>
+          <w:iCs/>
+        </w:rPr>
+        <w:t>being</w:t>
+      </w:r>
+      <w:r>
+        <w:t xml:space="preserve"> “pantheist” is “not believing in what is obviously bullshit.”</w:t>
       </w:r>
     </w:p>
     <w:sectPr>
@@ -672,6 +832,7 @@
   <w:style w:type="paragraph" w:default="1" w:styleId="Normal">
     <w:name w:val="Normal"/>
     <w:qFormat/>
+    <w:rsid w:val="00566203"/>
   </w:style>
   <w:style w:type="character" w:default="1" w:styleId="DefaultParagraphFont">
     <w:name w:val="Default Paragraph Font"/>
